--- a/barwise/docs/semantic_modeling_guidance.docx
+++ b/barwise/docs/semantic_modeling_guidance.docx
@@ -179,7 +179,10 @@
         <w:spacing w:after="160" w:line="276" w:lineRule="auto"/>
       </w:pPr>
       <w:r>
-        <w:t>Data warehouses exist to bridge the gap between how operational systems capture data and how the business needs to analyze it. That bridge is fundamentally a semantic exercise. When we get the semantics wrong, whether through ambiguous naming, inconsistent definitions, or undocumented assumptions, the result is a warehouse that generates confusion rather than insight. Every misaligned column name, every undocumented business rule, and every implicit assumption embedded in a transformation is a source of future pain.</w:t>
+        <w:t>Data warehouses exist to bridge the gap between how operational systems capture data and how the business needs to analyze it. That bridge is fundamentally a semantic exercise. When we get the semantics wrong, whether through ambiguous naming, inconsistent definitions, or undocumented assumptions, the result is a warehouse that generates confusion rather than insight. Every misaligned column name, every undocumented business rule, and every implicit assumption embedded in a transformation is a source of fut</w:t>
+      </w:r>
+      <w:r>
+        <w:t>ure pain.</w:t>
       </w:r>
     </w:p>
     <w:p>
@@ -293,12 +296,6 @@
         <w:gridCol w:w="9360"/>
       </w:tblGrid>
       <w:tr>
-        <w:tblPrEx>
-          <w:tblCellMar>
-            <w:top w:w="0" w:type="dxa"/>
-            <w:bottom w:w="0" w:type="dxa"/>
-          </w:tblCellMar>
-        </w:tblPrEx>
         <w:tc>
           <w:tcPr>
             <w:tcW w:w="9360" w:type="dxa"/>
@@ -419,11 +416,9 @@
       <w:r>
         <w:t xml:space="preserve">This is the central challenge for data warehousing. A warehouse, by its nature, pulls data across multiple bounded contexts and needs to make sense of the resulting semantic collisions. Pretending these collisions do not </w:t>
       </w:r>
-      <w:proofErr w:type="gramStart"/>
-      <w:r>
-        <w:t>exist, or</w:t>
-      </w:r>
-      <w:proofErr w:type="gramEnd"/>
+      <w:r>
+        <w:t>exist or</w:t>
+      </w:r>
       <w:r>
         <w:t xml:space="preserve"> silently choosing one system’s definition as the “right” one, leads to models that quietly mislead their users.</w:t>
       </w:r>
@@ -475,12 +470,6 @@
         <w:gridCol w:w="3580"/>
       </w:tblGrid>
       <w:tr>
-        <w:tblPrEx>
-          <w:tblCellMar>
-            <w:top w:w="0" w:type="dxa"/>
-            <w:bottom w:w="0" w:type="dxa"/>
-          </w:tblCellMar>
-        </w:tblPrEx>
         <w:tc>
           <w:tcPr>
             <w:tcW w:w="2200" w:type="dxa"/>
@@ -573,12 +562,6 @@
         </w:tc>
       </w:tr>
       <w:tr>
-        <w:tblPrEx>
-          <w:tblCellMar>
-            <w:top w:w="0" w:type="dxa"/>
-            <w:bottom w:w="0" w:type="dxa"/>
-          </w:tblCellMar>
-        </w:tblPrEx>
         <w:tc>
           <w:tcPr>
             <w:tcW w:w="2200" w:type="dxa"/>
@@ -662,12 +645,6 @@
         </w:tc>
       </w:tr>
       <w:tr>
-        <w:tblPrEx>
-          <w:tblCellMar>
-            <w:top w:w="0" w:type="dxa"/>
-            <w:bottom w:w="0" w:type="dxa"/>
-          </w:tblCellMar>
-        </w:tblPrEx>
         <w:tc>
           <w:tcPr>
             <w:tcW w:w="2200" w:type="dxa"/>
@@ -748,12 +725,6 @@
         </w:tc>
       </w:tr>
       <w:tr>
-        <w:tblPrEx>
-          <w:tblCellMar>
-            <w:top w:w="0" w:type="dxa"/>
-            <w:bottom w:w="0" w:type="dxa"/>
-          </w:tblCellMar>
-        </w:tblPrEx>
         <w:tc>
           <w:tcPr>
             <w:tcW w:w="2200" w:type="dxa"/>
@@ -1197,12 +1168,6 @@
         <w:gridCol w:w="3780"/>
       </w:tblGrid>
       <w:tr>
-        <w:tblPrEx>
-          <w:tblCellMar>
-            <w:top w:w="0" w:type="dxa"/>
-            <w:bottom w:w="0" w:type="dxa"/>
-          </w:tblCellMar>
-        </w:tblPrEx>
         <w:tc>
           <w:tcPr>
             <w:tcW w:w="1800" w:type="dxa"/>
@@ -1295,12 +1260,6 @@
         </w:tc>
       </w:tr>
       <w:tr>
-        <w:tblPrEx>
-          <w:tblCellMar>
-            <w:top w:w="0" w:type="dxa"/>
-            <w:bottom w:w="0" w:type="dxa"/>
-          </w:tblCellMar>
-        </w:tblPrEx>
         <w:tc>
           <w:tcPr>
             <w:tcW w:w="1800" w:type="dxa"/>
@@ -1384,12 +1343,6 @@
         </w:tc>
       </w:tr>
       <w:tr>
-        <w:tblPrEx>
-          <w:tblCellMar>
-            <w:top w:w="0" w:type="dxa"/>
-            <w:bottom w:w="0" w:type="dxa"/>
-          </w:tblCellMar>
-        </w:tblPrEx>
         <w:tc>
           <w:tcPr>
             <w:tcW w:w="1800" w:type="dxa"/>
@@ -1470,12 +1423,6 @@
         </w:tc>
       </w:tr>
       <w:tr>
-        <w:tblPrEx>
-          <w:tblCellMar>
-            <w:top w:w="0" w:type="dxa"/>
-            <w:bottom w:w="0" w:type="dxa"/>
-          </w:tblCellMar>
-        </w:tblPrEx>
         <w:tc>
           <w:tcPr>
             <w:tcW w:w="1800" w:type="dxa"/>
@@ -2177,12 +2124,6 @@
         <w:gridCol w:w="6760"/>
       </w:tblGrid>
       <w:tr>
-        <w:tblPrEx>
-          <w:tblCellMar>
-            <w:top w:w="0" w:type="dxa"/>
-            <w:bottom w:w="0" w:type="dxa"/>
-          </w:tblCellMar>
-        </w:tblPrEx>
         <w:tc>
           <w:tcPr>
             <w:tcW w:w="2600" w:type="dxa"/>
@@ -2245,12 +2186,6 @@
         </w:tc>
       </w:tr>
       <w:tr>
-        <w:tblPrEx>
-          <w:tblCellMar>
-            <w:top w:w="0" w:type="dxa"/>
-            <w:bottom w:w="0" w:type="dxa"/>
-          </w:tblCellMar>
-        </w:tblPrEx>
         <w:tc>
           <w:tcPr>
             <w:tcW w:w="2600" w:type="dxa"/>
@@ -2309,12 +2244,6 @@
         </w:tc>
       </w:tr>
       <w:tr>
-        <w:tblPrEx>
-          <w:tblCellMar>
-            <w:top w:w="0" w:type="dxa"/>
-            <w:bottom w:w="0" w:type="dxa"/>
-          </w:tblCellMar>
-        </w:tblPrEx>
         <w:tc>
           <w:tcPr>
             <w:tcW w:w="2600" w:type="dxa"/>
@@ -2372,12 +2301,6 @@
         </w:tc>
       </w:tr>
       <w:tr>
-        <w:tblPrEx>
-          <w:tblCellMar>
-            <w:top w:w="0" w:type="dxa"/>
-            <w:bottom w:w="0" w:type="dxa"/>
-          </w:tblCellMar>
-        </w:tblPrEx>
         <w:tc>
           <w:tcPr>
             <w:tcW w:w="2600" w:type="dxa"/>
@@ -2436,12 +2359,6 @@
         </w:tc>
       </w:tr>
       <w:tr>
-        <w:tblPrEx>
-          <w:tblCellMar>
-            <w:top w:w="0" w:type="dxa"/>
-            <w:bottom w:w="0" w:type="dxa"/>
-          </w:tblCellMar>
-        </w:tblPrEx>
         <w:tc>
           <w:tcPr>
             <w:tcW w:w="2600" w:type="dxa"/>
@@ -2498,12 +2415,6 @@
         </w:tc>
       </w:tr>
       <w:tr>
-        <w:tblPrEx>
-          <w:tblCellMar>
-            <w:top w:w="0" w:type="dxa"/>
-            <w:bottom w:w="0" w:type="dxa"/>
-          </w:tblCellMar>
-        </w:tblPrEx>
         <w:tc>
           <w:tcPr>
             <w:tcW w:w="2600" w:type="dxa"/>
@@ -2562,12 +2473,6 @@
         </w:tc>
       </w:tr>
       <w:tr>
-        <w:tblPrEx>
-          <w:tblCellMar>
-            <w:top w:w="0" w:type="dxa"/>
-            <w:bottom w:w="0" w:type="dxa"/>
-          </w:tblCellMar>
-        </w:tblPrEx>
         <w:tc>
           <w:tcPr>
             <w:tcW w:w="2600" w:type="dxa"/>
@@ -2624,12 +2529,6 @@
         </w:tc>
       </w:tr>
       <w:tr>
-        <w:tblPrEx>
-          <w:tblCellMar>
-            <w:top w:w="0" w:type="dxa"/>
-            <w:bottom w:w="0" w:type="dxa"/>
-          </w:tblCellMar>
-        </w:tblPrEx>
         <w:tc>
           <w:tcPr>
             <w:tcW w:w="2600" w:type="dxa"/>
@@ -2688,12 +2587,6 @@
         </w:tc>
       </w:tr>
       <w:tr>
-        <w:tblPrEx>
-          <w:tblCellMar>
-            <w:top w:w="0" w:type="dxa"/>
-            <w:bottom w:w="0" w:type="dxa"/>
-          </w:tblCellMar>
-        </w:tblPrEx>
         <w:tc>
           <w:tcPr>
             <w:tcW w:w="2600" w:type="dxa"/>
@@ -2750,12 +2643,6 @@
         </w:tc>
       </w:tr>
       <w:tr>
-        <w:tblPrEx>
-          <w:tblCellMar>
-            <w:top w:w="0" w:type="dxa"/>
-            <w:bottom w:w="0" w:type="dxa"/>
-          </w:tblCellMar>
-        </w:tblPrEx>
         <w:tc>
           <w:tcPr>
             <w:tcW w:w="2600" w:type="dxa"/>
@@ -2814,12 +2701,6 @@
         </w:tc>
       </w:tr>
       <w:tr>
-        <w:tblPrEx>
-          <w:tblCellMar>
-            <w:top w:w="0" w:type="dxa"/>
-            <w:bottom w:w="0" w:type="dxa"/>
-          </w:tblCellMar>
-        </w:tblPrEx>
         <w:tc>
           <w:tcPr>
             <w:tcW w:w="2600" w:type="dxa"/>
